--- a/Practical File/Practical-1,2-WDF-25DCS058-Design.docx
+++ b/Practical File/Practical-1,2-WDF-25DCS058-Design.docx
@@ -2,6 +2,227 @@
 <file path=word/document.xml><?xml version="1.0" encoding="utf-8"?>
 <w:document xmlns:wpc="http://schemas.microsoft.com/office/word/2010/wordprocessingCanvas" xmlns:mo="http://schemas.microsoft.com/office/mac/office/2008/main" xmlns:mc="http://schemas.openxmlformats.org/markup-compatibility/2006" xmlns:mv="urn:schemas-microsoft-com:mac:vml" xmlns:o="urn:schemas-microsoft-com:office:office" xmlns:r="http://schemas.openxmlformats.org/officeDocument/2006/relationships" xmlns:m="http://schemas.openxmlformats.org/officeDocument/2006/math" xmlns:v="urn:schemas-microsoft-com:vml" xmlns:wp14="http://schemas.microsoft.com/office/word/2010/wordprocessingDrawing" xmlns:wp="http://schemas.openxmlformats.org/drawingml/2006/wordprocessingDrawing" xmlns:w10="urn:schemas-microsoft-com:office:word" xmlns:w="http://schemas.openxmlformats.org/wordprocessingml/2006/main" xmlns:w14="http://schemas.microsoft.com/office/word/2010/wordml" xmlns:wpg="http://schemas.microsoft.com/office/word/2010/wordprocessingGroup" xmlns:wpi="http://schemas.microsoft.com/office/word/2010/wordprocessingInk" xmlns:wne="http://schemas.microsoft.com/office/word/2006/wordml" xmlns:wps="http://schemas.microsoft.com/office/word/2010/wordprocessingShape" mc:Ignorable="w14 wp14">
   <w:body>
+    <w:tbl>
+      <w:tblPr>
+        <w:tblW w:type="auto" w:w="0"/>
+        <w:jc w:val="center"/>
+        <w:tblLayout w:type="fixed"/>
+        <w:tblLook w:firstColumn="1" w:firstRow="1" w:lastColumn="0" w:lastRow="0" w:noHBand="0" w:noVBand="1" w:val="04A0"/>
+      </w:tblPr>
+      <w:tblGrid>
+        <w:gridCol w:w="4320"/>
+        <w:gridCol w:w="4320"/>
+      </w:tblGrid>
+      <w:tr>
+        <w:tc>
+          <w:tcPr>
+            <w:tcW w:type="dxa" w:w="4608"/>
+          </w:tcPr>
+          <w:p>
+            <w:pPr>
+              <w:jc w:val="right"/>
+            </w:pPr>
+            <w:r>
+              <w:drawing>
+                <wp:inline xmlns:a="http://schemas.openxmlformats.org/drawingml/2006/main" xmlns:pic="http://schemas.openxmlformats.org/drawingml/2006/picture">
+                  <wp:extent cx="1005840" cy="436403"/>
+                  <wp:docPr id="1" name="Picture 1"/>
+                  <wp:cNvGraphicFramePr>
+                    <a:graphicFrameLocks noChangeAspect="1"/>
+                  </wp:cNvGraphicFramePr>
+                  <a:graphic>
+                    <a:graphicData uri="http://schemas.openxmlformats.org/drawingml/2006/picture">
+                      <pic:pic>
+                        <pic:nvPicPr>
+                          <pic:cNvPr id="0" name="depstar_logo.png"/>
+                          <pic:cNvPicPr/>
+                        </pic:nvPicPr>
+                        <pic:blipFill>
+                          <a:blip r:embed="rId9"/>
+                          <a:stretch>
+                            <a:fillRect/>
+                          </a:stretch>
+                        </pic:blipFill>
+                        <pic:spPr>
+                          <a:xfrm>
+                            <a:off x="0" y="0"/>
+                            <a:ext cx="1005840" cy="436403"/>
+                          </a:xfrm>
+                          <a:prstGeom prst="rect"/>
+                        </pic:spPr>
+                      </pic:pic>
+                    </a:graphicData>
+                  </a:graphic>
+                </wp:inline>
+              </w:drawing>
+            </w:r>
+          </w:p>
+        </w:tc>
+        <w:tc>
+          <w:tcPr>
+            <w:tcW w:type="dxa" w:w="4608"/>
+          </w:tcPr>
+          <w:p>
+            <w:pPr>
+              <w:jc w:val="left"/>
+            </w:pPr>
+            <w:r>
+              <w:drawing>
+                <wp:inline xmlns:a="http://schemas.openxmlformats.org/drawingml/2006/main" xmlns:pic="http://schemas.openxmlformats.org/drawingml/2006/picture">
+                  <wp:extent cx="3017520" cy="3081496"/>
+                  <wp:docPr id="2" name="Picture 2"/>
+                  <wp:cNvGraphicFramePr>
+                    <a:graphicFrameLocks noChangeAspect="1"/>
+                  </wp:cNvGraphicFramePr>
+                  <a:graphic>
+                    <a:graphicData uri="http://schemas.openxmlformats.org/drawingml/2006/picture">
+                      <pic:pic>
+                        <pic:nvPicPr>
+                          <pic:cNvPr id="0" name="charusat_logo.png"/>
+                          <pic:cNvPicPr/>
+                        </pic:nvPicPr>
+                        <pic:blipFill>
+                          <a:blip r:embed="rId10"/>
+                          <a:stretch>
+                            <a:fillRect/>
+                          </a:stretch>
+                        </pic:blipFill>
+                        <pic:spPr>
+                          <a:xfrm>
+                            <a:off x="0" y="0"/>
+                            <a:ext cx="3017520" cy="3081496"/>
+                          </a:xfrm>
+                          <a:prstGeom prst="rect"/>
+                        </pic:spPr>
+                      </pic:pic>
+                    </a:graphicData>
+                  </a:graphic>
+                </wp:inline>
+              </w:drawing>
+            </w:r>
+          </w:p>
+        </w:tc>
+      </w:tr>
+    </w:tbl>
+    <w:p>
+      <w:pPr>
+        <w:spacing w:before="600"/>
+      </w:pPr>
+    </w:p>
+    <w:p>
+      <w:pPr>
+        <w:spacing w:after="240"/>
+        <w:jc w:val="center"/>
+      </w:pPr>
+      <w:r>
+        <w:rPr>
+          <w:rFonts w:ascii="Calibri" w:hAnsi="Calibri"/>
+          <w:b/>
+          <w:i w:val="0"/>
+          <w:color w:val="1B365D"/>
+          <w:sz w:val="48"/>
+        </w:rPr>
+        <w:t>WEB DEVELOPMENT FRAMEWORKS</w:t>
+        <w:br/>
+        <w:t>(ITUE203)</w:t>
+      </w:r>
+    </w:p>
+    <w:p>
+      <w:pPr>
+        <w:spacing w:after="800"/>
+        <w:jc w:val="center"/>
+      </w:pPr>
+      <w:r>
+        <w:rPr>
+          <w:rFonts w:ascii="Calibri" w:hAnsi="Calibri"/>
+          <w:b/>
+          <w:i w:val="0"/>
+          <w:color w:val="475569"/>
+          <w:sz w:val="30"/>
+        </w:rPr>
+        <w:t>COMBINED LAB PRACTICAL PORTFOLIO</w:t>
+        <w:br/>
+        <w:t>(SITE SITEMAP &amp; WIREFRAMES)</w:t>
+      </w:r>
+    </w:p>
+    <w:p>
+      <w:pPr>
+        <w:spacing w:after="800"/>
+        <w:jc w:val="center"/>
+        <w:pBdr>
+          <w:bottom w:val="single" w:sz="18" w:space="1" w:color="1B365D"/>
+        </w:pBdr>
+      </w:pPr>
+    </w:p>
+    <w:p>
+      <w:pPr>
+        <w:spacing w:after="120"/>
+        <w:jc w:val="center"/>
+      </w:pPr>
+      <w:r>
+        <w:rPr>
+          <w:rFonts w:ascii="Calibri" w:hAnsi="Calibri"/>
+          <w:b w:val="0"/>
+          <w:i/>
+          <w:color w:val="64748B"/>
+          <w:sz w:val="24"/>
+        </w:rPr>
+        <w:t>Submitted By:</w:t>
+      </w:r>
+    </w:p>
+    <w:p>
+      <w:pPr>
+        <w:spacing w:after="120"/>
+        <w:jc w:val="center"/>
+      </w:pPr>
+      <w:r>
+        <w:rPr>
+          <w:rFonts w:ascii="Calibri" w:hAnsi="Calibri"/>
+          <w:b/>
+          <w:i w:val="0"/>
+          <w:color w:val="0F172A"/>
+          <w:sz w:val="26"/>
+        </w:rPr>
+        <w:t>Name: RUDRA | Enrollment ID: 25DCS058</w:t>
+      </w:r>
+    </w:p>
+    <w:p>
+      <w:pPr>
+        <w:spacing w:after="80"/>
+        <w:jc w:val="center"/>
+      </w:pPr>
+      <w:r>
+        <w:rPr>
+          <w:rFonts w:ascii="Calibri" w:hAnsi="Calibri"/>
+          <w:b w:val="0"/>
+          <w:i w:val="0"/>
+          <w:color w:val="475569"/>
+          <w:sz w:val="22"/>
+        </w:rPr>
+        <w:t>Devang Patel Institute of Advance Technology &amp; Research (DEPSTAR)</w:t>
+      </w:r>
+    </w:p>
+    <w:p>
+      <w:pPr>
+        <w:spacing w:after="80"/>
+        <w:jc w:val="center"/>
+      </w:pPr>
+      <w:r>
+        <w:rPr>
+          <w:rFonts w:ascii="Calibri" w:hAnsi="Calibri"/>
+          <w:b w:val="0"/>
+          <w:i w:val="0"/>
+          <w:color w:val="475569"/>
+          <w:sz w:val="22"/>
+        </w:rPr>
+        <w:t>Charotar University of Science and Technology (CHARUSAT)</w:t>
+      </w:r>
+    </w:p>
+    <w:p>
+      <w:r>
+        <w:br w:type="page"/>
+      </w:r>
+    </w:p>
     <w:p>
       <w:pPr>
         <w:pStyle w:val="Heading1"/>
@@ -13,40 +234,8 @@
           <w:rFonts w:ascii="Calibri Light" w:hAnsi="Calibri Light"/>
           <w:b/>
           <w:i w:val="0"/>
-          <w:color w:val="0F172A"/>
+          <w:color w:val="1B365D"/>
           <w:sz w:val="36"/>
-        </w:rPr>
-        <w:t>StudentHub Portal - Sitemap &amp; Low-Fidelity Wireframes Document</w:t>
-      </w:r>
-    </w:p>
-    <w:p>
-      <w:pPr>
-        <w:spacing w:after="120" w:line="276" w:lineRule="auto"/>
-      </w:pPr>
-      <w:r>
-        <w:rPr>
-          <w:rFonts w:ascii="Calibri" w:hAnsi="Calibri"/>
-          <w:b w:val="0"/>
-          <w:i w:val="0"/>
-          <w:color w:val="000000"/>
-          <w:sz w:val="22"/>
-        </w:rPr>
-        <w:t>This document contains the visual sitemap diagram and the complete low-fidelity wireframe blueprints designed for all 11 pages of the StudentHub portal.</w:t>
-      </w:r>
-    </w:p>
-    <w:p>
-      <w:pPr>
-        <w:pStyle w:val="Heading2"/>
-        <w:keepNext/>
-        <w:spacing w:before="240" w:after="120"/>
-      </w:pPr>
-      <w:r>
-        <w:rPr>
-          <w:rFonts w:ascii="Calibri Light" w:hAnsi="Calibri Light"/>
-          <w:b/>
-          <w:i w:val="0"/>
-          <w:color w:val="1E293B"/>
-          <w:sz w:val="28"/>
         </w:rPr>
         <w:t>1. Visual Site Sitemap Diagram</w:t>
       </w:r>
@@ -58,29 +247,29 @@
         <w:tblLook w:firstColumn="1" w:firstRow="1" w:lastColumn="0" w:lastRow="0" w:noHBand="0" w:noVBand="1" w:val="04A0"/>
       </w:tblPr>
       <w:tblGrid>
-        <w:gridCol w:w="8640"/>
+        <w:gridCol w:w="9360"/>
       </w:tblGrid>
       <w:tr>
         <w:tc>
           <w:tcPr>
-            <w:tcW w:type="dxa" w:w="8640"/>
+            <w:tcW w:type="dxa" w:w="9360"/>
             <w:tcBorders>
-              <w:top w:val="single" w:sz="4" w:space="0" w:color="CBD5E1"/>
-              <w:left w:val="single" w:sz="4" w:space="0" w:color="CBD5E1"/>
-              <w:bottom w:val="single" w:sz="4" w:space="0" w:color="CBD5E1"/>
-              <w:right w:val="single" w:sz="4" w:space="0" w:color="CBD5E1"/>
+              <w:top w:val="single" w:sz="4" w:space="0" w:color="F1F5F9"/>
+              <w:left w:val="single" w:sz="4" w:space="0" w:color="F1F5F9"/>
+              <w:bottom w:val="single" w:sz="4" w:space="0" w:color="F1F5F9"/>
+              <w:right w:val="single" w:sz="4" w:space="0" w:color="F1F5F9"/>
             </w:tcBorders>
           </w:tcPr>
           <w:p>
             <w:pPr>
-              <w:spacing w:before="120" w:after="120"/>
+              <w:spacing w:before="160" w:after="160"/>
               <w:jc w:val="center"/>
             </w:pPr>
             <w:r>
               <w:drawing>
                 <wp:inline xmlns:a="http://schemas.openxmlformats.org/drawingml/2006/main" xmlns:pic="http://schemas.openxmlformats.org/drawingml/2006/picture">
                   <wp:extent cx="5303520" cy="1620520"/>
-                  <wp:docPr id="1" name="Picture 1"/>
+                  <wp:docPr id="3" name="Picture 3"/>
                   <wp:cNvGraphicFramePr>
                     <a:graphicFrameLocks noChangeAspect="1"/>
                   </wp:cNvGraphicFramePr>
@@ -92,7 +281,7 @@
                           <pic:cNvPicPr/>
                         </pic:nvPicPr>
                         <pic:blipFill>
-                          <a:blip r:embed="rId9"/>
+                          <a:blip r:embed="rId13"/>
                           <a:stretch>
                             <a:fillRect/>
                           </a:stretch>
@@ -132,7 +321,7 @@
     </w:p>
     <w:p>
       <w:pPr>
-        <w:pStyle w:val="Heading2"/>
+        <w:pStyle w:val="Heading1"/>
         <w:keepNext/>
         <w:spacing w:before="240" w:after="120"/>
       </w:pPr>
@@ -141,8 +330,8 @@
           <w:rFonts w:ascii="Calibri Light" w:hAnsi="Calibri Light"/>
           <w:b/>
           <w:i w:val="0"/>
-          <w:color w:val="1E293B"/>
-          <w:sz w:val="28"/>
+          <w:color w:val="1B365D"/>
+          <w:sz w:val="36"/>
         </w:rPr>
         <w:t>2. Low-Fidelity Wireframes Collage</w:t>
       </w:r>
@@ -154,29 +343,29 @@
         <w:tblLook w:firstColumn="1" w:firstRow="1" w:lastColumn="0" w:lastRow="0" w:noHBand="0" w:noVBand="1" w:val="04A0"/>
       </w:tblPr>
       <w:tblGrid>
-        <w:gridCol w:w="8640"/>
+        <w:gridCol w:w="9360"/>
       </w:tblGrid>
       <w:tr>
         <w:tc>
           <w:tcPr>
-            <w:tcW w:type="dxa" w:w="8640"/>
+            <w:tcW w:type="dxa" w:w="9360"/>
             <w:tcBorders>
-              <w:top w:val="single" w:sz="4" w:space="0" w:color="CBD5E1"/>
-              <w:left w:val="single" w:sz="4" w:space="0" w:color="CBD5E1"/>
-              <w:bottom w:val="single" w:sz="4" w:space="0" w:color="CBD5E1"/>
-              <w:right w:val="single" w:sz="4" w:space="0" w:color="CBD5E1"/>
+              <w:top w:val="single" w:sz="4" w:space="0" w:color="F1F5F9"/>
+              <w:left w:val="single" w:sz="4" w:space="0" w:color="F1F5F9"/>
+              <w:bottom w:val="single" w:sz="4" w:space="0" w:color="F1F5F9"/>
+              <w:right w:val="single" w:sz="4" w:space="0" w:color="F1F5F9"/>
             </w:tcBorders>
           </w:tcPr>
           <w:p>
             <w:pPr>
-              <w:spacing w:before="120" w:after="120"/>
+              <w:spacing w:before="160" w:after="160"/>
               <w:jc w:val="center"/>
             </w:pPr>
             <w:r>
               <w:drawing>
                 <wp:inline xmlns:a="http://schemas.openxmlformats.org/drawingml/2006/main" xmlns:pic="http://schemas.openxmlformats.org/drawingml/2006/picture">
                   <wp:extent cx="5303520" cy="9736931"/>
-                  <wp:docPr id="2" name="Picture 2"/>
+                  <wp:docPr id="4" name="Picture 4"/>
                   <wp:cNvGraphicFramePr>
                     <a:graphicFrameLocks noChangeAspect="1"/>
                   </wp:cNvGraphicFramePr>
@@ -188,7 +377,7 @@
                           <pic:cNvPicPr/>
                         </pic:nvPicPr>
                         <pic:blipFill>
-                          <a:blip r:embed="rId10"/>
+                          <a:blip r:embed="rId14"/>
                           <a:stretch>
                             <a:fillRect/>
                           </a:stretch>
@@ -228,6 +417,23 @@
     </w:p>
     <w:p>
       <w:pPr>
+        <w:pStyle w:val="Heading1"/>
+        <w:keepNext/>
+        <w:spacing w:before="240" w:after="120"/>
+      </w:pPr>
+      <w:r>
+        <w:rPr>
+          <w:rFonts w:ascii="Calibri Light" w:hAnsi="Calibri Light"/>
+          <w:b/>
+          <w:i w:val="0"/>
+          <w:color w:val="1B365D"/>
+          <w:sz w:val="36"/>
+        </w:rPr>
+        <w:t>3. Individual Page Wireframes</w:t>
+      </w:r>
+    </w:p>
+    <w:p>
+      <w:pPr>
         <w:pStyle w:val="Heading2"/>
         <w:keepNext/>
         <w:spacing w:before="240" w:after="120"/>
@@ -237,25 +443,8 @@
           <w:rFonts w:ascii="Calibri Light" w:hAnsi="Calibri Light"/>
           <w:b/>
           <w:i w:val="0"/>
-          <w:color w:val="1E293B"/>
-          <w:sz w:val="28"/>
-        </w:rPr>
-        <w:t>3. Individual Page Wireframes</w:t>
-      </w:r>
-    </w:p>
-    <w:p>
-      <w:pPr>
-        <w:pStyle w:val="Heading3"/>
-        <w:keepNext/>
-        <w:spacing w:before="240" w:after="120"/>
-      </w:pPr>
-      <w:r>
-        <w:rPr>
-          <w:rFonts w:ascii="Calibri Light" w:hAnsi="Calibri Light"/>
-          <w:b/>
-          <w:i w:val="0"/>
-          <w:color w:val="1E293B"/>
-          <w:sz w:val="24"/>
+          <w:color w:val="475569"/>
+          <w:sz w:val="26"/>
         </w:rPr>
         <w:t>Wireframe - Home Page (index.html)</w:t>
       </w:r>
@@ -267,29 +456,29 @@
         <w:tblLook w:firstColumn="1" w:firstRow="1" w:lastColumn="0" w:lastRow="0" w:noHBand="0" w:noVBand="1" w:val="04A0"/>
       </w:tblPr>
       <w:tblGrid>
-        <w:gridCol w:w="8640"/>
+        <w:gridCol w:w="9360"/>
       </w:tblGrid>
       <w:tr>
         <w:tc>
           <w:tcPr>
-            <w:tcW w:type="dxa" w:w="8640"/>
+            <w:tcW w:type="dxa" w:w="9360"/>
             <w:tcBorders>
-              <w:top w:val="single" w:sz="4" w:space="0" w:color="CBD5E1"/>
-              <w:left w:val="single" w:sz="4" w:space="0" w:color="CBD5E1"/>
-              <w:bottom w:val="single" w:sz="4" w:space="0" w:color="CBD5E1"/>
-              <w:right w:val="single" w:sz="4" w:space="0" w:color="CBD5E1"/>
+              <w:top w:val="single" w:sz="4" w:space="0" w:color="F1F5F9"/>
+              <w:left w:val="single" w:sz="4" w:space="0" w:color="F1F5F9"/>
+              <w:bottom w:val="single" w:sz="4" w:space="0" w:color="F1F5F9"/>
+              <w:right w:val="single" w:sz="4" w:space="0" w:color="F1F5F9"/>
             </w:tcBorders>
           </w:tcPr>
           <w:p>
             <w:pPr>
-              <w:spacing w:before="120" w:after="120"/>
+              <w:spacing w:before="160" w:after="160"/>
               <w:jc w:val="center"/>
             </w:pPr>
             <w:r>
               <w:drawing>
                 <wp:inline xmlns:a="http://schemas.openxmlformats.org/drawingml/2006/main" xmlns:pic="http://schemas.openxmlformats.org/drawingml/2006/picture">
                   <wp:extent cx="5303520" cy="7292340"/>
-                  <wp:docPr id="3" name="Picture 3"/>
+                  <wp:docPr id="5" name="Picture 5"/>
                   <wp:cNvGraphicFramePr>
                     <a:graphicFrameLocks noChangeAspect="1"/>
                   </wp:cNvGraphicFramePr>
@@ -301,7 +490,7 @@
                           <pic:cNvPicPr/>
                         </pic:nvPicPr>
                         <pic:blipFill>
-                          <a:blip r:embed="rId11"/>
+                          <a:blip r:embed="rId15"/>
                           <a:stretch>
                             <a:fillRect/>
                           </a:stretch>
@@ -341,7 +530,7 @@
     </w:p>
     <w:p>
       <w:pPr>
-        <w:pStyle w:val="Heading3"/>
+        <w:pStyle w:val="Heading2"/>
         <w:keepNext/>
         <w:spacing w:before="240" w:after="120"/>
       </w:pPr>
@@ -350,8 +539,8 @@
           <w:rFonts w:ascii="Calibri Light" w:hAnsi="Calibri Light"/>
           <w:b/>
           <w:i w:val="0"/>
-          <w:color w:val="1E293B"/>
-          <w:sz w:val="24"/>
+          <w:color w:val="475569"/>
+          <w:sz w:val="26"/>
         </w:rPr>
         <w:t>Wireframe - About Us Page (about.html)</w:t>
       </w:r>
@@ -363,29 +552,29 @@
         <w:tblLook w:firstColumn="1" w:firstRow="1" w:lastColumn="0" w:lastRow="0" w:noHBand="0" w:noVBand="1" w:val="04A0"/>
       </w:tblPr>
       <w:tblGrid>
-        <w:gridCol w:w="8640"/>
+        <w:gridCol w:w="9360"/>
       </w:tblGrid>
       <w:tr>
         <w:tc>
           <w:tcPr>
-            <w:tcW w:type="dxa" w:w="8640"/>
+            <w:tcW w:type="dxa" w:w="9360"/>
             <w:tcBorders>
-              <w:top w:val="single" w:sz="4" w:space="0" w:color="CBD5E1"/>
-              <w:left w:val="single" w:sz="4" w:space="0" w:color="CBD5E1"/>
-              <w:bottom w:val="single" w:sz="4" w:space="0" w:color="CBD5E1"/>
-              <w:right w:val="single" w:sz="4" w:space="0" w:color="CBD5E1"/>
+              <w:top w:val="single" w:sz="4" w:space="0" w:color="F1F5F9"/>
+              <w:left w:val="single" w:sz="4" w:space="0" w:color="F1F5F9"/>
+              <w:bottom w:val="single" w:sz="4" w:space="0" w:color="F1F5F9"/>
+              <w:right w:val="single" w:sz="4" w:space="0" w:color="F1F5F9"/>
             </w:tcBorders>
           </w:tcPr>
           <w:p>
             <w:pPr>
-              <w:spacing w:before="120" w:after="120"/>
+              <w:spacing w:before="160" w:after="160"/>
               <w:jc w:val="center"/>
             </w:pPr>
             <w:r>
               <w:drawing>
                 <wp:inline xmlns:a="http://schemas.openxmlformats.org/drawingml/2006/main" xmlns:pic="http://schemas.openxmlformats.org/drawingml/2006/picture">
                   <wp:extent cx="5303520" cy="7292340"/>
-                  <wp:docPr id="4" name="Picture 4"/>
+                  <wp:docPr id="6" name="Picture 6"/>
                   <wp:cNvGraphicFramePr>
                     <a:graphicFrameLocks noChangeAspect="1"/>
                   </wp:cNvGraphicFramePr>
@@ -397,7 +586,7 @@
                           <pic:cNvPicPr/>
                         </pic:nvPicPr>
                         <pic:blipFill>
-                          <a:blip r:embed="rId12"/>
+                          <a:blip r:embed="rId16"/>
                           <a:stretch>
                             <a:fillRect/>
                           </a:stretch>
@@ -437,7 +626,7 @@
     </w:p>
     <w:p>
       <w:pPr>
-        <w:pStyle w:val="Heading3"/>
+        <w:pStyle w:val="Heading2"/>
         <w:keepNext/>
         <w:spacing w:before="240" w:after="120"/>
       </w:pPr>
@@ -446,8 +635,8 @@
           <w:rFonts w:ascii="Calibri Light" w:hAnsi="Calibri Light"/>
           <w:b/>
           <w:i w:val="0"/>
-          <w:color w:val="1E293B"/>
-          <w:sz w:val="24"/>
+          <w:color w:val="475569"/>
+          <w:sz w:val="26"/>
         </w:rPr>
         <w:t>Wireframe - Student Registration Page (register.html)</w:t>
       </w:r>
@@ -459,29 +648,29 @@
         <w:tblLook w:firstColumn="1" w:firstRow="1" w:lastColumn="0" w:lastRow="0" w:noHBand="0" w:noVBand="1" w:val="04A0"/>
       </w:tblPr>
       <w:tblGrid>
-        <w:gridCol w:w="8640"/>
+        <w:gridCol w:w="9360"/>
       </w:tblGrid>
       <w:tr>
         <w:tc>
           <w:tcPr>
-            <w:tcW w:type="dxa" w:w="8640"/>
+            <w:tcW w:type="dxa" w:w="9360"/>
             <w:tcBorders>
-              <w:top w:val="single" w:sz="4" w:space="0" w:color="CBD5E1"/>
-              <w:left w:val="single" w:sz="4" w:space="0" w:color="CBD5E1"/>
-              <w:bottom w:val="single" w:sz="4" w:space="0" w:color="CBD5E1"/>
-              <w:right w:val="single" w:sz="4" w:space="0" w:color="CBD5E1"/>
+              <w:top w:val="single" w:sz="4" w:space="0" w:color="F1F5F9"/>
+              <w:left w:val="single" w:sz="4" w:space="0" w:color="F1F5F9"/>
+              <w:bottom w:val="single" w:sz="4" w:space="0" w:color="F1F5F9"/>
+              <w:right w:val="single" w:sz="4" w:space="0" w:color="F1F5F9"/>
             </w:tcBorders>
           </w:tcPr>
           <w:p>
             <w:pPr>
-              <w:spacing w:before="120" w:after="120"/>
+              <w:spacing w:before="160" w:after="160"/>
               <w:jc w:val="center"/>
             </w:pPr>
             <w:r>
               <w:drawing>
                 <wp:inline xmlns:a="http://schemas.openxmlformats.org/drawingml/2006/main" xmlns:pic="http://schemas.openxmlformats.org/drawingml/2006/picture">
                   <wp:extent cx="5303520" cy="7292340"/>
-                  <wp:docPr id="5" name="Picture 5"/>
+                  <wp:docPr id="7" name="Picture 7"/>
                   <wp:cNvGraphicFramePr>
                     <a:graphicFrameLocks noChangeAspect="1"/>
                   </wp:cNvGraphicFramePr>
@@ -493,7 +682,7 @@
                           <pic:cNvPicPr/>
                         </pic:nvPicPr>
                         <pic:blipFill>
-                          <a:blip r:embed="rId13"/>
+                          <a:blip r:embed="rId17"/>
                           <a:stretch>
                             <a:fillRect/>
                           </a:stretch>
@@ -533,7 +722,7 @@
     </w:p>
     <w:p>
       <w:pPr>
-        <w:pStyle w:val="Heading3"/>
+        <w:pStyle w:val="Heading2"/>
         <w:keepNext/>
         <w:spacing w:before="240" w:after="120"/>
       </w:pPr>
@@ -542,8 +731,8 @@
           <w:rFonts w:ascii="Calibri Light" w:hAnsi="Calibri Light"/>
           <w:b/>
           <w:i w:val="0"/>
-          <w:color w:val="1E293B"/>
-          <w:sz w:val="24"/>
+          <w:color w:val="475569"/>
+          <w:sz w:val="26"/>
         </w:rPr>
         <w:t>Wireframe - User Login Page (login.html)</w:t>
       </w:r>
@@ -555,29 +744,29 @@
         <w:tblLook w:firstColumn="1" w:firstRow="1" w:lastColumn="0" w:lastRow="0" w:noHBand="0" w:noVBand="1" w:val="04A0"/>
       </w:tblPr>
       <w:tblGrid>
-        <w:gridCol w:w="8640"/>
+        <w:gridCol w:w="9360"/>
       </w:tblGrid>
       <w:tr>
         <w:tc>
           <w:tcPr>
-            <w:tcW w:type="dxa" w:w="8640"/>
+            <w:tcW w:type="dxa" w:w="9360"/>
             <w:tcBorders>
-              <w:top w:val="single" w:sz="4" w:space="0" w:color="CBD5E1"/>
-              <w:left w:val="single" w:sz="4" w:space="0" w:color="CBD5E1"/>
-              <w:bottom w:val="single" w:sz="4" w:space="0" w:color="CBD5E1"/>
-              <w:right w:val="single" w:sz="4" w:space="0" w:color="CBD5E1"/>
+              <w:top w:val="single" w:sz="4" w:space="0" w:color="F1F5F9"/>
+              <w:left w:val="single" w:sz="4" w:space="0" w:color="F1F5F9"/>
+              <w:bottom w:val="single" w:sz="4" w:space="0" w:color="F1F5F9"/>
+              <w:right w:val="single" w:sz="4" w:space="0" w:color="F1F5F9"/>
             </w:tcBorders>
           </w:tcPr>
           <w:p>
             <w:pPr>
-              <w:spacing w:before="120" w:after="120"/>
+              <w:spacing w:before="160" w:after="160"/>
               <w:jc w:val="center"/>
             </w:pPr>
             <w:r>
               <w:drawing>
                 <wp:inline xmlns:a="http://schemas.openxmlformats.org/drawingml/2006/main" xmlns:pic="http://schemas.openxmlformats.org/drawingml/2006/picture">
                   <wp:extent cx="5303520" cy="7292340"/>
-                  <wp:docPr id="6" name="Picture 6"/>
+                  <wp:docPr id="8" name="Picture 8"/>
                   <wp:cNvGraphicFramePr>
                     <a:graphicFrameLocks noChangeAspect="1"/>
                   </wp:cNvGraphicFramePr>
@@ -589,7 +778,7 @@
                           <pic:cNvPicPr/>
                         </pic:nvPicPr>
                         <pic:blipFill>
-                          <a:blip r:embed="rId14"/>
+                          <a:blip r:embed="rId18"/>
                           <a:stretch>
                             <a:fillRect/>
                           </a:stretch>
@@ -629,7 +818,7 @@
     </w:p>
     <w:p>
       <w:pPr>
-        <w:pStyle w:val="Heading3"/>
+        <w:pStyle w:val="Heading2"/>
         <w:keepNext/>
         <w:spacing w:before="240" w:after="120"/>
       </w:pPr>
@@ -638,8 +827,8 @@
           <w:rFonts w:ascii="Calibri Light" w:hAnsi="Calibri Light"/>
           <w:b/>
           <w:i w:val="0"/>
-          <w:color w:val="1E293B"/>
-          <w:sz w:val="24"/>
+          <w:color w:val="475569"/>
+          <w:sz w:val="26"/>
         </w:rPr>
         <w:t>Wireframe - Student Dashboard Page (dashboard.html)</w:t>
       </w:r>
@@ -651,29 +840,29 @@
         <w:tblLook w:firstColumn="1" w:firstRow="1" w:lastColumn="0" w:lastRow="0" w:noHBand="0" w:noVBand="1" w:val="04A0"/>
       </w:tblPr>
       <w:tblGrid>
-        <w:gridCol w:w="8640"/>
+        <w:gridCol w:w="9360"/>
       </w:tblGrid>
       <w:tr>
         <w:tc>
           <w:tcPr>
-            <w:tcW w:type="dxa" w:w="8640"/>
+            <w:tcW w:type="dxa" w:w="9360"/>
             <w:tcBorders>
-              <w:top w:val="single" w:sz="4" w:space="0" w:color="CBD5E1"/>
-              <w:left w:val="single" w:sz="4" w:space="0" w:color="CBD5E1"/>
-              <w:bottom w:val="single" w:sz="4" w:space="0" w:color="CBD5E1"/>
-              <w:right w:val="single" w:sz="4" w:space="0" w:color="CBD5E1"/>
+              <w:top w:val="single" w:sz="4" w:space="0" w:color="F1F5F9"/>
+              <w:left w:val="single" w:sz="4" w:space="0" w:color="F1F5F9"/>
+              <w:bottom w:val="single" w:sz="4" w:space="0" w:color="F1F5F9"/>
+              <w:right w:val="single" w:sz="4" w:space="0" w:color="F1F5F9"/>
             </w:tcBorders>
           </w:tcPr>
           <w:p>
             <w:pPr>
-              <w:spacing w:before="120" w:after="120"/>
+              <w:spacing w:before="160" w:after="160"/>
               <w:jc w:val="center"/>
             </w:pPr>
             <w:r>
               <w:drawing>
                 <wp:inline xmlns:a="http://schemas.openxmlformats.org/drawingml/2006/main" xmlns:pic="http://schemas.openxmlformats.org/drawingml/2006/picture">
                   <wp:extent cx="5303520" cy="7292340"/>
-                  <wp:docPr id="7" name="Picture 7"/>
+                  <wp:docPr id="9" name="Picture 9"/>
                   <wp:cNvGraphicFramePr>
                     <a:graphicFrameLocks noChangeAspect="1"/>
                   </wp:cNvGraphicFramePr>
@@ -685,7 +874,7 @@
                           <pic:cNvPicPr/>
                         </pic:nvPicPr>
                         <pic:blipFill>
-                          <a:blip r:embed="rId15"/>
+                          <a:blip r:embed="rId19"/>
                           <a:stretch>
                             <a:fillRect/>
                           </a:stretch>
@@ -725,7 +914,7 @@
     </w:p>
     <w:p>
       <w:pPr>
-        <w:pStyle w:val="Heading3"/>
+        <w:pStyle w:val="Heading2"/>
         <w:keepNext/>
         <w:spacing w:before="240" w:after="120"/>
       </w:pPr>
@@ -734,8 +923,8 @@
           <w:rFonts w:ascii="Calibri Light" w:hAnsi="Calibri Light"/>
           <w:b/>
           <w:i w:val="0"/>
-          <w:color w:val="1E293B"/>
-          <w:sz w:val="24"/>
+          <w:color w:val="475569"/>
+          <w:sz w:val="26"/>
         </w:rPr>
         <w:t>Wireframe - Campus Events Page (events.html)</w:t>
       </w:r>
@@ -747,29 +936,29 @@
         <w:tblLook w:firstColumn="1" w:firstRow="1" w:lastColumn="0" w:lastRow="0" w:noHBand="0" w:noVBand="1" w:val="04A0"/>
       </w:tblPr>
       <w:tblGrid>
-        <w:gridCol w:w="8640"/>
+        <w:gridCol w:w="9360"/>
       </w:tblGrid>
       <w:tr>
         <w:tc>
           <w:tcPr>
-            <w:tcW w:type="dxa" w:w="8640"/>
+            <w:tcW w:type="dxa" w:w="9360"/>
             <w:tcBorders>
-              <w:top w:val="single" w:sz="4" w:space="0" w:color="CBD5E1"/>
-              <w:left w:val="single" w:sz="4" w:space="0" w:color="CBD5E1"/>
-              <w:bottom w:val="single" w:sz="4" w:space="0" w:color="CBD5E1"/>
-              <w:right w:val="single" w:sz="4" w:space="0" w:color="CBD5E1"/>
+              <w:top w:val="single" w:sz="4" w:space="0" w:color="F1F5F9"/>
+              <w:left w:val="single" w:sz="4" w:space="0" w:color="F1F5F9"/>
+              <w:bottom w:val="single" w:sz="4" w:space="0" w:color="F1F5F9"/>
+              <w:right w:val="single" w:sz="4" w:space="0" w:color="F1F5F9"/>
             </w:tcBorders>
           </w:tcPr>
           <w:p>
             <w:pPr>
-              <w:spacing w:before="120" w:after="120"/>
+              <w:spacing w:before="160" w:after="160"/>
               <w:jc w:val="center"/>
             </w:pPr>
             <w:r>
               <w:drawing>
                 <wp:inline xmlns:a="http://schemas.openxmlformats.org/drawingml/2006/main" xmlns:pic="http://schemas.openxmlformats.org/drawingml/2006/picture">
                   <wp:extent cx="5303520" cy="7292340"/>
-                  <wp:docPr id="8" name="Picture 8"/>
+                  <wp:docPr id="10" name="Picture 10"/>
                   <wp:cNvGraphicFramePr>
                     <a:graphicFrameLocks noChangeAspect="1"/>
                   </wp:cNvGraphicFramePr>
@@ -781,7 +970,7 @@
                           <pic:cNvPicPr/>
                         </pic:nvPicPr>
                         <pic:blipFill>
-                          <a:blip r:embed="rId16"/>
+                          <a:blip r:embed="rId20"/>
                           <a:stretch>
                             <a:fillRect/>
                           </a:stretch>
@@ -821,7 +1010,7 @@
     </w:p>
     <w:p>
       <w:pPr>
-        <w:pStyle w:val="Heading3"/>
+        <w:pStyle w:val="Heading2"/>
         <w:keepNext/>
         <w:spacing w:before="240" w:after="120"/>
       </w:pPr>
@@ -830,8 +1019,8 @@
           <w:rFonts w:ascii="Calibri Light" w:hAnsi="Calibri Light"/>
           <w:b/>
           <w:i w:val="0"/>
-          <w:color w:val="1E293B"/>
-          <w:sz w:val="24"/>
+          <w:color w:val="475569"/>
+          <w:sz w:val="26"/>
         </w:rPr>
         <w:t>Wireframe - Student Profile Page (profile.html)</w:t>
       </w:r>
@@ -843,29 +1032,29 @@
         <w:tblLook w:firstColumn="1" w:firstRow="1" w:lastColumn="0" w:lastRow="0" w:noHBand="0" w:noVBand="1" w:val="04A0"/>
       </w:tblPr>
       <w:tblGrid>
-        <w:gridCol w:w="8640"/>
+        <w:gridCol w:w="9360"/>
       </w:tblGrid>
       <w:tr>
         <w:tc>
           <w:tcPr>
-            <w:tcW w:type="dxa" w:w="8640"/>
+            <w:tcW w:type="dxa" w:w="9360"/>
             <w:tcBorders>
-              <w:top w:val="single" w:sz="4" w:space="0" w:color="CBD5E1"/>
-              <w:left w:val="single" w:sz="4" w:space="0" w:color="CBD5E1"/>
-              <w:bottom w:val="single" w:sz="4" w:space="0" w:color="CBD5E1"/>
-              <w:right w:val="single" w:sz="4" w:space="0" w:color="CBD5E1"/>
+              <w:top w:val="single" w:sz="4" w:space="0" w:color="F1F5F9"/>
+              <w:left w:val="single" w:sz="4" w:space="0" w:color="F1F5F9"/>
+              <w:bottom w:val="single" w:sz="4" w:space="0" w:color="F1F5F9"/>
+              <w:right w:val="single" w:sz="4" w:space="0" w:color="F1F5F9"/>
             </w:tcBorders>
           </w:tcPr>
           <w:p>
             <w:pPr>
-              <w:spacing w:before="120" w:after="120"/>
+              <w:spacing w:before="160" w:after="160"/>
               <w:jc w:val="center"/>
             </w:pPr>
             <w:r>
               <w:drawing>
                 <wp:inline xmlns:a="http://schemas.openxmlformats.org/drawingml/2006/main" xmlns:pic="http://schemas.openxmlformats.org/drawingml/2006/picture">
                   <wp:extent cx="5303520" cy="7292340"/>
-                  <wp:docPr id="9" name="Picture 9"/>
+                  <wp:docPr id="11" name="Picture 11"/>
                   <wp:cNvGraphicFramePr>
                     <a:graphicFrameLocks noChangeAspect="1"/>
                   </wp:cNvGraphicFramePr>
@@ -877,7 +1066,7 @@
                           <pic:cNvPicPr/>
                         </pic:nvPicPr>
                         <pic:blipFill>
-                          <a:blip r:embed="rId17"/>
+                          <a:blip r:embed="rId21"/>
                           <a:stretch>
                             <a:fillRect/>
                           </a:stretch>
@@ -917,7 +1106,7 @@
     </w:p>
     <w:p>
       <w:pPr>
-        <w:pStyle w:val="Heading3"/>
+        <w:pStyle w:val="Heading2"/>
         <w:keepNext/>
         <w:spacing w:before="240" w:after="120"/>
       </w:pPr>
@@ -926,8 +1115,8 @@
           <w:rFonts w:ascii="Calibri Light" w:hAnsi="Calibri Light"/>
           <w:b/>
           <w:i w:val="0"/>
-          <w:color w:val="1E293B"/>
-          <w:sz w:val="24"/>
+          <w:color w:val="475569"/>
+          <w:sz w:val="26"/>
         </w:rPr>
         <w:t>Wireframe - Contact Support Page (contact.html)</w:t>
       </w:r>
@@ -939,29 +1128,29 @@
         <w:tblLook w:firstColumn="1" w:firstRow="1" w:lastColumn="0" w:lastRow="0" w:noHBand="0" w:noVBand="1" w:val="04A0"/>
       </w:tblPr>
       <w:tblGrid>
-        <w:gridCol w:w="8640"/>
+        <w:gridCol w:w="9360"/>
       </w:tblGrid>
       <w:tr>
         <w:tc>
           <w:tcPr>
-            <w:tcW w:type="dxa" w:w="8640"/>
+            <w:tcW w:type="dxa" w:w="9360"/>
             <w:tcBorders>
-              <w:top w:val="single" w:sz="4" w:space="0" w:color="CBD5E1"/>
-              <w:left w:val="single" w:sz="4" w:space="0" w:color="CBD5E1"/>
-              <w:bottom w:val="single" w:sz="4" w:space="0" w:color="CBD5E1"/>
-              <w:right w:val="single" w:sz="4" w:space="0" w:color="CBD5E1"/>
+              <w:top w:val="single" w:sz="4" w:space="0" w:color="F1F5F9"/>
+              <w:left w:val="single" w:sz="4" w:space="0" w:color="F1F5F9"/>
+              <w:bottom w:val="single" w:sz="4" w:space="0" w:color="F1F5F9"/>
+              <w:right w:val="single" w:sz="4" w:space="0" w:color="F1F5F9"/>
             </w:tcBorders>
           </w:tcPr>
           <w:p>
             <w:pPr>
-              <w:spacing w:before="120" w:after="120"/>
+              <w:spacing w:before="160" w:after="160"/>
               <w:jc w:val="center"/>
             </w:pPr>
             <w:r>
               <w:drawing>
                 <wp:inline xmlns:a="http://schemas.openxmlformats.org/drawingml/2006/main" xmlns:pic="http://schemas.openxmlformats.org/drawingml/2006/picture">
                   <wp:extent cx="5303520" cy="7292340"/>
-                  <wp:docPr id="10" name="Picture 10"/>
+                  <wp:docPr id="12" name="Picture 12"/>
                   <wp:cNvGraphicFramePr>
                     <a:graphicFrameLocks noChangeAspect="1"/>
                   </wp:cNvGraphicFramePr>
@@ -973,7 +1162,7 @@
                           <pic:cNvPicPr/>
                         </pic:nvPicPr>
                         <pic:blipFill>
-                          <a:blip r:embed="rId18"/>
+                          <a:blip r:embed="rId22"/>
                           <a:stretch>
                             <a:fillRect/>
                           </a:stretch>
@@ -1013,7 +1202,7 @@
     </w:p>
     <w:p>
       <w:pPr>
-        <w:pStyle w:val="Heading3"/>
+        <w:pStyle w:val="Heading2"/>
         <w:keepNext/>
         <w:spacing w:before="240" w:after="120"/>
       </w:pPr>
@@ -1022,8 +1211,8 @@
           <w:rFonts w:ascii="Calibri Light" w:hAnsi="Calibri Light"/>
           <w:b/>
           <w:i w:val="0"/>
-          <w:color w:val="1E293B"/>
-          <w:sz w:val="24"/>
+          <w:color w:val="475569"/>
+          <w:sz w:val="26"/>
         </w:rPr>
         <w:t>Wireframe - Admin Portal Page (admin.html)</w:t>
       </w:r>
@@ -1035,29 +1224,29 @@
         <w:tblLook w:firstColumn="1" w:firstRow="1" w:lastColumn="0" w:lastRow="0" w:noHBand="0" w:noVBand="1" w:val="04A0"/>
       </w:tblPr>
       <w:tblGrid>
-        <w:gridCol w:w="8640"/>
+        <w:gridCol w:w="9360"/>
       </w:tblGrid>
       <w:tr>
         <w:tc>
           <w:tcPr>
-            <w:tcW w:type="dxa" w:w="8640"/>
+            <w:tcW w:type="dxa" w:w="9360"/>
             <w:tcBorders>
-              <w:top w:val="single" w:sz="4" w:space="0" w:color="CBD5E1"/>
-              <w:left w:val="single" w:sz="4" w:space="0" w:color="CBD5E1"/>
-              <w:bottom w:val="single" w:sz="4" w:space="0" w:color="CBD5E1"/>
-              <w:right w:val="single" w:sz="4" w:space="0" w:color="CBD5E1"/>
+              <w:top w:val="single" w:sz="4" w:space="0" w:color="F1F5F9"/>
+              <w:left w:val="single" w:sz="4" w:space="0" w:color="F1F5F9"/>
+              <w:bottom w:val="single" w:sz="4" w:space="0" w:color="F1F5F9"/>
+              <w:right w:val="single" w:sz="4" w:space="0" w:color="F1F5F9"/>
             </w:tcBorders>
           </w:tcPr>
           <w:p>
             <w:pPr>
-              <w:spacing w:before="120" w:after="120"/>
+              <w:spacing w:before="160" w:after="160"/>
               <w:jc w:val="center"/>
             </w:pPr>
             <w:r>
               <w:drawing>
                 <wp:inline xmlns:a="http://schemas.openxmlformats.org/drawingml/2006/main" xmlns:pic="http://schemas.openxmlformats.org/drawingml/2006/picture">
                   <wp:extent cx="5303520" cy="7292340"/>
-                  <wp:docPr id="11" name="Picture 11"/>
+                  <wp:docPr id="13" name="Picture 13"/>
                   <wp:cNvGraphicFramePr>
                     <a:graphicFrameLocks noChangeAspect="1"/>
                   </wp:cNvGraphicFramePr>
@@ -1069,7 +1258,7 @@
                           <pic:cNvPicPr/>
                         </pic:nvPicPr>
                         <pic:blipFill>
-                          <a:blip r:embed="rId19"/>
+                          <a:blip r:embed="rId23"/>
                           <a:stretch>
                             <a:fillRect/>
                           </a:stretch>
@@ -1109,7 +1298,7 @@
     </w:p>
     <w:p>
       <w:pPr>
-        <w:pStyle w:val="Heading3"/>
+        <w:pStyle w:val="Heading2"/>
         <w:keepNext/>
         <w:spacing w:before="240" w:after="120"/>
       </w:pPr>
@@ -1118,8 +1307,8 @@
           <w:rFonts w:ascii="Calibri Light" w:hAnsi="Calibri Light"/>
           <w:b/>
           <w:i w:val="0"/>
-          <w:color w:val="1E293B"/>
-          <w:sz w:val="24"/>
+          <w:color w:val="475569"/>
+          <w:sz w:val="26"/>
         </w:rPr>
         <w:t>Wireframe - FAQ Page (faq.html)</w:t>
       </w:r>
@@ -1131,29 +1320,29 @@
         <w:tblLook w:firstColumn="1" w:firstRow="1" w:lastColumn="0" w:lastRow="0" w:noHBand="0" w:noVBand="1" w:val="04A0"/>
       </w:tblPr>
       <w:tblGrid>
-        <w:gridCol w:w="8640"/>
+        <w:gridCol w:w="9360"/>
       </w:tblGrid>
       <w:tr>
         <w:tc>
           <w:tcPr>
-            <w:tcW w:type="dxa" w:w="8640"/>
+            <w:tcW w:type="dxa" w:w="9360"/>
             <w:tcBorders>
-              <w:top w:val="single" w:sz="4" w:space="0" w:color="CBD5E1"/>
-              <w:left w:val="single" w:sz="4" w:space="0" w:color="CBD5E1"/>
-              <w:bottom w:val="single" w:sz="4" w:space="0" w:color="CBD5E1"/>
-              <w:right w:val="single" w:sz="4" w:space="0" w:color="CBD5E1"/>
+              <w:top w:val="single" w:sz="4" w:space="0" w:color="F1F5F9"/>
+              <w:left w:val="single" w:sz="4" w:space="0" w:color="F1F5F9"/>
+              <w:bottom w:val="single" w:sz="4" w:space="0" w:color="F1F5F9"/>
+              <w:right w:val="single" w:sz="4" w:space="0" w:color="F1F5F9"/>
             </w:tcBorders>
           </w:tcPr>
           <w:p>
             <w:pPr>
-              <w:spacing w:before="120" w:after="120"/>
+              <w:spacing w:before="160" w:after="160"/>
               <w:jc w:val="center"/>
             </w:pPr>
             <w:r>
               <w:drawing>
                 <wp:inline xmlns:a="http://schemas.openxmlformats.org/drawingml/2006/main" xmlns:pic="http://schemas.openxmlformats.org/drawingml/2006/picture">
                   <wp:extent cx="5303520" cy="7292340"/>
-                  <wp:docPr id="12" name="Picture 12"/>
+                  <wp:docPr id="14" name="Picture 14"/>
                   <wp:cNvGraphicFramePr>
                     <a:graphicFrameLocks noChangeAspect="1"/>
                   </wp:cNvGraphicFramePr>
@@ -1165,7 +1354,7 @@
                           <pic:cNvPicPr/>
                         </pic:nvPicPr>
                         <pic:blipFill>
-                          <a:blip r:embed="rId20"/>
+                          <a:blip r:embed="rId24"/>
                           <a:stretch>
                             <a:fillRect/>
                           </a:stretch>
@@ -1205,7 +1394,7 @@
     </w:p>
     <w:p>
       <w:pPr>
-        <w:pStyle w:val="Heading3"/>
+        <w:pStyle w:val="Heading2"/>
         <w:keepNext/>
         <w:spacing w:before="240" w:after="120"/>
       </w:pPr>
@@ -1214,8 +1403,8 @@
           <w:rFonts w:ascii="Calibri Light" w:hAnsi="Calibri Light"/>
           <w:b/>
           <w:i w:val="0"/>
-          <w:color w:val="1E293B"/>
-          <w:sz w:val="24"/>
+          <w:color w:val="475569"/>
+          <w:sz w:val="26"/>
         </w:rPr>
         <w:t>Wireframe - Feedback Survey Page (feedback.html)</w:t>
       </w:r>
@@ -1227,29 +1416,29 @@
         <w:tblLook w:firstColumn="1" w:firstRow="1" w:lastColumn="0" w:lastRow="0" w:noHBand="0" w:noVBand="1" w:val="04A0"/>
       </w:tblPr>
       <w:tblGrid>
-        <w:gridCol w:w="8640"/>
+        <w:gridCol w:w="9360"/>
       </w:tblGrid>
       <w:tr>
         <w:tc>
           <w:tcPr>
-            <w:tcW w:type="dxa" w:w="8640"/>
+            <w:tcW w:type="dxa" w:w="9360"/>
             <w:tcBorders>
-              <w:top w:val="single" w:sz="4" w:space="0" w:color="CBD5E1"/>
-              <w:left w:val="single" w:sz="4" w:space="0" w:color="CBD5E1"/>
-              <w:bottom w:val="single" w:sz="4" w:space="0" w:color="CBD5E1"/>
-              <w:right w:val="single" w:sz="4" w:space="0" w:color="CBD5E1"/>
+              <w:top w:val="single" w:sz="4" w:space="0" w:color="F1F5F9"/>
+              <w:left w:val="single" w:sz="4" w:space="0" w:color="F1F5F9"/>
+              <w:bottom w:val="single" w:sz="4" w:space="0" w:color="F1F5F9"/>
+              <w:right w:val="single" w:sz="4" w:space="0" w:color="F1F5F9"/>
             </w:tcBorders>
           </w:tcPr>
           <w:p>
             <w:pPr>
-              <w:spacing w:before="120" w:after="120"/>
+              <w:spacing w:before="160" w:after="160"/>
               <w:jc w:val="center"/>
             </w:pPr>
             <w:r>
               <w:drawing>
                 <wp:inline xmlns:a="http://schemas.openxmlformats.org/drawingml/2006/main" xmlns:pic="http://schemas.openxmlformats.org/drawingml/2006/picture">
                   <wp:extent cx="5303520" cy="7292340"/>
-                  <wp:docPr id="13" name="Picture 13"/>
+                  <wp:docPr id="15" name="Picture 15"/>
                   <wp:cNvGraphicFramePr>
                     <a:graphicFrameLocks noChangeAspect="1"/>
                   </wp:cNvGraphicFramePr>
@@ -1261,7 +1450,7 @@
                           <pic:cNvPicPr/>
                         </pic:nvPicPr>
                         <pic:blipFill>
-                          <a:blip r:embed="rId21"/>
+                          <a:blip r:embed="rId25"/>
                           <a:stretch>
                             <a:fillRect/>
                           </a:stretch>
@@ -1300,13 +1489,84 @@
       </w:r>
     </w:p>
     <w:sectPr>
+      <w:headerReference w:type="default" r:id="rId11"/>
+      <w:footerReference w:type="default" r:id="rId12"/>
       <w:pgSz w:w="12240" w:h="15840"/>
-      <w:pgMar w:top="1440" w:right="1800" w:bottom="1440" w:left="1800" w:header="720" w:footer="720" w:gutter="0"/>
+      <w:pgMar w:top="1440" w:right="1440" w:bottom="1440" w:left="1440" w:header="720" w:footer="720" w:gutter="0"/>
       <w:cols w:space="720"/>
       <w:docGrid w:linePitch="360"/>
     </w:sectPr>
   </w:body>
 </w:document>
+</file>
+
+<file path=word/footer1.xml><?xml version="1.0" encoding="utf-8"?>
+<w:ftr xmlns:m="http://schemas.openxmlformats.org/officeDocument/2006/math" xmlns:mc="http://schemas.openxmlformats.org/markup-compatibility/2006" xmlns:mo="http://schemas.microsoft.com/office/mac/office/2008/main" xmlns:mv="urn:schemas-microsoft-com:mac:vml" xmlns:o="urn:schemas-microsoft-com:office:office" xmlns:r="http://schemas.openxmlformats.org/officeDocument/2006/relationships" xmlns:v="urn:schemas-microsoft-com:vml" xmlns:w10="urn:schemas-microsoft-com:office:word" xmlns:w14="http://schemas.microsoft.com/office/word/2010/wordml" xmlns:w="http://schemas.openxmlformats.org/wordprocessingml/2006/main" xmlns:wne="http://schemas.microsoft.com/office/word/2006/wordml" xmlns:wp14="http://schemas.microsoft.com/office/word/2010/wordprocessingDrawing" xmlns:wp="http://schemas.openxmlformats.org/drawingml/2006/wordprocessingDrawing" xmlns:wpc="http://schemas.microsoft.com/office/word/2010/wordprocessingCanvas" xmlns:wpg="http://schemas.microsoft.com/office/word/2010/wordprocessingGroup" xmlns:wpi="http://schemas.microsoft.com/office/word/2010/wordprocessingInk" xmlns:wps="http://schemas.microsoft.com/office/word/2010/wordprocessingShape" mc:Ignorable="w14 wp14">
+  <w:p>
+    <w:pPr>
+      <w:pStyle w:val="Footer"/>
+      <w:tabs>
+        <w:tab w:pos="9360" w:val="right"/>
+      </w:tabs>
+      <w:pBdr>
+        <w:top w:val="single" w:sz="6" w:space="4" w:color="CBD5E1"/>
+      </w:pBdr>
+    </w:pPr>
+    <w:r>
+      <w:rPr>
+        <w:rFonts w:ascii="Calibri" w:hAnsi="Calibri"/>
+        <w:b w:val="0"/>
+        <w:i w:val="0"/>
+        <w:color w:val="64748B"/>
+        <w:sz w:val="17"/>
+      </w:rPr>
+      <w:t>DEPSTAR CSE</w:t>
+      <w:tab/>
+    </w:r>
+    <w:r>
+      <w:rPr>
+        <w:rFonts w:ascii="Calibri" w:hAnsi="Calibri"/>
+        <w:b w:val="0"/>
+        <w:i w:val="0"/>
+        <w:color w:val="64748B"/>
+        <w:sz w:val="17"/>
+      </w:rPr>
+      <w:t xml:space="preserve">PAGE NO. </w:t>
+      <w:fldChar w:fldCharType="begin"/>
+      <w:instrText xml:space="preserve"> PAGE </w:instrText>
+      <w:fldChar w:fldCharType="separate"/>
+      <w:fldChar w:fldCharType="end"/>
+    </w:r>
+  </w:p>
+</w:ftr>
+</file>
+
+<file path=word/header1.xml><?xml version="1.0" encoding="utf-8"?>
+<w:hdr xmlns:m="http://schemas.openxmlformats.org/officeDocument/2006/math" xmlns:mc="http://schemas.openxmlformats.org/markup-compatibility/2006" xmlns:mo="http://schemas.microsoft.com/office/mac/office/2008/main" xmlns:mv="urn:schemas-microsoft-com:mac:vml" xmlns:o="urn:schemas-microsoft-com:office:office" xmlns:r="http://schemas.openxmlformats.org/officeDocument/2006/relationships" xmlns:v="urn:schemas-microsoft-com:vml" xmlns:w10="urn:schemas-microsoft-com:office:word" xmlns:w14="http://schemas.microsoft.com/office/word/2010/wordml" xmlns:w="http://schemas.openxmlformats.org/wordprocessingml/2006/main" xmlns:wne="http://schemas.microsoft.com/office/word/2006/wordml" xmlns:wp14="http://schemas.microsoft.com/office/word/2010/wordprocessingDrawing" xmlns:wp="http://schemas.openxmlformats.org/drawingml/2006/wordprocessingDrawing" xmlns:wpc="http://schemas.microsoft.com/office/word/2010/wordprocessingCanvas" xmlns:wpg="http://schemas.microsoft.com/office/word/2010/wordprocessingGroup" xmlns:wpi="http://schemas.microsoft.com/office/word/2010/wordprocessingInk" xmlns:wps="http://schemas.microsoft.com/office/word/2010/wordprocessingShape" mc:Ignorable="w14 wp14">
+  <w:p>
+    <w:pPr>
+      <w:pStyle w:val="Header"/>
+      <w:tabs>
+        <w:tab w:pos="9360" w:val="right"/>
+      </w:tabs>
+      <w:pBdr>
+        <w:bottom w:val="single" w:sz="6" w:space="4" w:color="CBD5E1"/>
+      </w:pBdr>
+    </w:pPr>
+    <w:r>
+      <w:rPr>
+        <w:rFonts w:ascii="Calibri" w:hAnsi="Calibri"/>
+        <w:b w:val="0"/>
+        <w:i w:val="0"/>
+        <w:color w:val="64748B"/>
+        <w:sz w:val="17"/>
+      </w:rPr>
+      <w:t>ITUE203- WEB DEVELOPMENT FRAMEWORKS</w:t>
+      <w:tab/>
+      <w:t>25DCS058</w:t>
+    </w:r>
+  </w:p>
+</w:hdr>
 </file>
 
 <file path=word/numbering.xml><?xml version="1.0" encoding="utf-8"?>
